--- a/manuscript/Cover_Letter_Informatica.docx
+++ b/manuscript/Cover_Letter_Informatica.docx
@@ -13,7 +13,7 @@
           <w:i w:val="0"/>
           <w:sz w:val="26"/>
         </w:rPr>
-        <w:t>Cover letter — submission to *Informatica* (Slovenia)</w:t>
+        <w:t>Cover letter, submission to *Informatica* (Slovenia)</w:t>
       </w:r>
     </w:p>
     <w:p>
@@ -151,7 +151,7 @@
           <w:i w:val="0"/>
           <w:sz w:val="22"/>
         </w:rPr>
-        <w:t>Online examination platforms have become a central part of higher education in the post-COVID era, and the proctoring systems that police them are increasingly dependent on biometric identification — continuous facial recognition, voiceprint extraction, speech transcription. These methods conflict directly with the European General Data Protection Regulation (GDPR Article 9) and, in our jurisdiction, with the Moroccan CNDP Law 09-08, both of which classify biometric data as a special category requiring strict justification. The result is a deployment gap: institutions need scalable remote assessment but cannot legally adopt the dominant commercial solutions.</w:t>
+        <w:t>Online examination platforms have become a central part of higher education in the post-COVID era, and the proctoring systems that police them are increasingly dependent on biometric identification such as continuous facial recognition, voiceprint extraction, and speech transcription. These methods conflict directly with the European General Data Protection Regulation (GDPR Article 9) and, in our jurisdiction, with the Moroccan CNDP Law 09-08, both of which classify biometric data as a special category requiring strict justification. The result is a deployment gap: institutions need scalable remote assessment but cannot legally adopt the dominant commercial solutions.</w:t>
       </w:r>
     </w:p>
     <w:p>
@@ -229,7 +229,7 @@
           <w:i w:val="0"/>
           <w:sz w:val="22"/>
         </w:rPr>
-        <w:t xml:space="preserve"> The paper is squarely within "intelligent systems and software" — multi-modal deep learning, real-time inference, statistical decision fusion — and directly addresses the privacy and ethical dimensions of modern AI deployment in education.</w:t>
+        <w:t xml:space="preserve"> The paper is squarely within "intelligent systems and software" (multi-modal deep learning, real-time inference, statistical decision fusion) and directly addresses the privacy and ethical dimensions of modern AI deployment in education.</w:t>
       </w:r>
     </w:p>
     <w:p>
@@ -293,7 +293,7 @@
           <w:i w:val="0"/>
           <w:sz w:val="22"/>
         </w:rPr>
-        <w:t xml:space="preserve"> Five fusion strategies are compared under 5-fold stratified cross-validation with bootstrap confidence intervals; pairwise McNemar tests demonstrate that the random-forest fusion (F1 = 0.905 ± 0.041, 95% CI [0.876, 0.931]) significantly outperforms every alternative after Bonferroni correction.</w:t>
+        <w:t xml:space="preserve"> Five fusion strategies are compared under 5-fold stratified cross-validation with bootstrap confidence intervals and pairwise McNemar tests. The random-forest fusion (F1 = 0.905 ± 0.041, 95% CI [0.876, 0.931]) matches a transparent weighted-sum baseline and significantly outperforms the weaker learned variants; we report the non-significant comparisons openly rather than overstating the result.</w:t>
       </w:r>
     </w:p>
     <w:p>
@@ -325,7 +325,7 @@
           <w:i w:val="0"/>
           <w:sz w:val="22"/>
         </w:rPr>
-        <w:t xml:space="preserve"> The most novel contribution is a quantitative privacy test on 30 real LibriSpeech speakers: a raw-audio attacker achieves a re-identification AUC of 0.994, while the same attacker constrained to the metadata stream emitted by our system achieves only 0.478 (sub-chance). To the best of our knowledge no prior proctoring paper provides such empirical evidence.</w:t>
+        <w:t xml:space="preserve"> The most novel contribution is a quantitative privacy test on 30 real LibriSpeech speakers: a raw-audio attacker achieves a re-identification AUC of 0.994, while the same attacker constrained to the metadata stream emitted by our system achieves only 0.478 (chance level). To the best of our knowledge no prior proctoring paper provides such empirical evidence.</w:t>
       </w:r>
     </w:p>
     <w:p>
@@ -381,7 +381,7 @@
           <w:i w:val="0"/>
           <w:sz w:val="22"/>
         </w:rPr>
-        <w:t>• Prof. Joon Son Chung, KAIST — speech/audio overlap detection and multi-modal deep learning</w:t>
+        <w:t>• Prof. Joon Son Chung (KAIST): speech/audio overlap detection and multi-modal deep learning</w:t>
       </w:r>
     </w:p>
     <w:p>
@@ -395,7 +395,7 @@
           <w:i w:val="0"/>
           <w:sz w:val="22"/>
         </w:rPr>
-        <w:t>• Prof. Karen Renaud, University of Strathclyde — usable security and authentication</w:t>
+        <w:t>• Prof. Karen Renaud (University of Strathclyde): usable security and authentication</w:t>
       </w:r>
     </w:p>
     <w:p>
@@ -409,7 +409,7 @@
           <w:i w:val="0"/>
           <w:sz w:val="22"/>
         </w:rPr>
-        <w:t>• Prof. Enkelejda Kasneci, Technical University of Munich — privacy-preserving gaze and eye-tracking</w:t>
+        <w:t>• Prof. Enkelejda Kasneci (Technical University of Munich): privacy-preserving gaze and eye-tracking</w:t>
       </w:r>
     </w:p>
     <w:p>
@@ -423,7 +423,7 @@
           <w:i w:val="0"/>
           <w:sz w:val="22"/>
         </w:rPr>
-        <w:t>• Prof. Mohammed M. Masud, UAE University — automated proctoring and academic integrity</w:t>
+        <w:t>• Prof. Mohammed M. Masud (UAE University): automated proctoring and academic integrity</w:t>
       </w:r>
     </w:p>
     <w:p>

--- a/manuscript/Cover_Letter_Informatica.docx
+++ b/manuscript/Cover_Letter_Informatica.docx
@@ -36,7 +36,7 @@
           <w:i/>
           <w:sz w:val="22"/>
         </w:rPr>
-        <w:t>radidalix@outlook.fr</w:t>
+        <w:t>ali.radid-etu@etu.univh2c.ma</w:t>
       </w:r>
     </w:p>
     <w:p>

--- a/manuscript/Cover_Letter_Informatica.docx
+++ b/manuscript/Cover_Letter_Informatica.docx
@@ -50,7 +50,7 @@
           <w:i w:val="0"/>
           <w:sz w:val="22"/>
         </w:rPr>
-        <w:t>21 May 2026</w:t>
+        <w:t>10 June 2026</w:t>
       </w:r>
     </w:p>
     <w:p>
@@ -316,7 +316,7 @@
           <w:i w:val="0"/>
           <w:sz w:val="22"/>
         </w:rPr>
-        <w:t>Adversarial privacy verification.</w:t>
+        <w:t>Adversarial privacy verification with a measured mitigation.</w:t>
       </w:r>
       <w:r>
         <w:rPr>
@@ -325,7 +325,7 @@
           <w:i w:val="0"/>
           <w:sz w:val="22"/>
         </w:rPr>
-        <w:t xml:space="preserve"> The most novel contribution is a quantitative privacy test on 30 real LibriSpeech speakers: a raw-audio attacker achieves a re-identification AUC of 0.994, while the same attacker constrained to the metadata stream emitted by our system achieves only 0.478 (chance level). To the best of our knowledge no prior proctoring paper provides such empirical evidence.</w:t>
+        <w:t xml:space="preserve"> The most novel contribution is a quantitative privacy test on 30 real LibriSpeech speakers: a raw-audio attacker re-identifies speakers with AUC 0.994, and the content-free metadata our system emits still leaks moderate identity (AUC 0.816), an honest negative result showing that content-free does not imply identity-free. We then release the metadata through a differentially-private mechanism that lowers re-identification to 0.547 (near chance) at a quantified cost in detection accuracy, tracing the full privacy-utility curve. To the best of our knowledge no prior proctoring paper both measures metadata re-identifiability on real speakers and provides a differentially-private mitigation.</w:t>
       </w:r>
     </w:p>
     <w:p>
